--- a/Xceed.Words.NET.Examples/Samples/Miscellaneous/Output/CompanyReport.docx
+++ b/Xceed.Words.NET.Examples/Samples/Miscellaneous/Output/CompanyReport.docx
@@ -73,7 +73,7 @@
       </w:pPr>
       <w:r>
         <w:rPr>
-          <w:lang w:val="en-US"/>
+          <w:lang w:val="en-CA"/>
         </w:rPr>
         <w:t>Sales were 11% greater in 2016 compared to 2015, with the usual drop during spring time.</w:t>
       </w:r>
@@ -111,7 +111,7 @@
       </w:pPr>
       <w:r>
         <w:rPr>
-          <w:lang w:val="en-US"/>
+          <w:lang w:val="en-CA"/>
         </w:rPr>
         <w:t>The number of calls received was much lower in 2016 compared to 2015, by 31%. Winter is still the busiest time of year.</w:t>
       </w:r>
@@ -121,12 +121,12 @@
       <w:pgMar w:top="1440" w:right="1440" w:bottom="1440" w:left="1440" w:header="708" w:footer="708" w:gutter="0"/>
       <w:cols w:space="708"/>
       <w:docGrid w:linePitch="360"/>
-      <w:headerReference w:type="even" r:id="Rd898c686af0d4fd3"/>
-      <w:headerReference w:type="first" r:id="R316c5e6344c245a7"/>
-      <w:headerReference w:type="default" r:id="Rd2630a789d194f31"/>
-      <w:footerReference w:type="even" r:id="R95a1f7c5623b4b21"/>
-      <w:footerReference w:type="first" r:id="Rfec10eb11409434e"/>
-      <w:footerReference w:type="default" r:id="Ra0d403fdb6d4481d"/>
+      <w:headerReference w:type="even" r:id="R47432deb61234c84"/>
+      <w:headerReference w:type="first" r:id="Rf9372cb0d057445e"/>
+      <w:headerReference w:type="default" r:id="Re1ac275ad3c6420b"/>
+      <w:footerReference w:type="even" r:id="R62fb34b6291a4307"/>
+      <w:footerReference w:type="first" r:id="Re5a6522ecf374149"/>
+      <w:footerReference w:type="default" r:id="R7218565e3b084dfd"/>
     </w:sectPr>
   </w:body>
 </w:document>
@@ -211,7 +211,7 @@
                         <pic:cNvPicPr/>
                       </pic:nvPicPr>
                       <pic:blipFill>
-                        <a:blip xmlns:r="http://schemas.openxmlformats.org/officeDocument/2006/relationships" r:embed="R13fd58f763404131"/>
+                        <a:blip xmlns:r="http://schemas.openxmlformats.org/officeDocument/2006/relationships" r:embed="R77af8cb76b394323"/>
                         <a:stretch>
                           <a:fillRect/>
                         </a:stretch>
@@ -301,7 +301,7 @@
                         <pic:cNvPicPr/>
                       </pic:nvPicPr>
                       <pic:blipFill>
-                        <a:blip xmlns:r="http://schemas.openxmlformats.org/officeDocument/2006/relationships" r:embed="Rbff1985a68e3477f"/>
+                        <a:blip xmlns:r="http://schemas.openxmlformats.org/officeDocument/2006/relationships" r:embed="Rb3f313ffa2ba45d0"/>
                         <a:stretch>
                           <a:fillRect/>
                         </a:stretch>
@@ -357,7 +357,7 @@
         <w:rFonts w:asciiTheme="minorHAnsi" w:eastAsiaTheme="minorHAnsi" w:hAnsiTheme="minorHAnsi" w:cstheme="minorBidi"/>
         <w:sz w:val="22"/>
         <w:szCs w:val="22"/>
-        <w:lang w:val="en-US" w:eastAsia="en-US" w:bidi="ar-SA"/>
+        <w:lang w:val="en-CA" w:eastAsia="en-US" w:bidi="ar-SA"/>
       </w:rPr>
     </w:rPrDefault>
     <w:pPrDefault/>
@@ -1065,6 +1065,7 @@
         <c:axId xmlns:c="http://schemas.openxmlformats.org/drawingml/2006/chart" val="154227840"/>
         <c:overlap val="0"/>
         <c:dLbls xmlns:c="http://schemas.openxmlformats.org/drawingml/2006/chart">
+          <c:dLblPos val="ctr"/>
           <c:showLegendKey val="0"/>
           <c:showVal val="0"/>
           <c:showCatName val="0"/>
@@ -1234,6 +1235,7 @@
       <c:lineChart xmlns:c="http://schemas.openxmlformats.org/drawingml/2006/chart">
         <c:grouping val="standard"/>
         <c:dLbls xmlns:c="http://schemas.openxmlformats.org/drawingml/2006/chart">
+          <c:dLblPos val="ctr"/>
           <c:showLegendKey val="0"/>
           <c:showVal val="0"/>
           <c:showCatName val="0"/>
